--- a/pr-preview/pr-185/distributions-tracked-changes.docx
+++ b/pr-preview/pr-185/distributions-tracked-changes.docx
@@ -16,7 +16,7 @@
       </w:pPr>
       <w:del w:id="1" w:author="PR Preview" w:date="2026-01-01T00:00:00Z">
         <w:r>
-          <w:delText xml:space="preserve">Last modified: 2026-10-15 23:57:06 (PDT)</w:delText>
+          <w:delText xml:space="preserve">Last modified: 2026-10-16 02:00:06 (PDT)</w:delText>
         </w:r>
       </w:del>
     </w:p>
@@ -26,7 +26,7 @@
       </w:pPr>
       <w:ins w:id="2" w:author="PR Preview" w:date="2026-01-01T00:00:00Z">
         <w:r>
-          <w:t xml:space="preserve">Last modified: 2026-10-16 01:04:12 (PDT)</w:t>
+          <w:t xml:space="preserve">Last modified: 2026-10-16 02:00:47 (PDT)</w:t>
         </w:r>
       </w:ins>
     </w:p>

--- a/pr-preview/pr-185/distributions-tracked-changes.docx
+++ b/pr-preview/pr-185/distributions-tracked-changes.docx
@@ -16,7 +16,7 @@
       </w:pPr>
       <w:del w:id="1" w:author="PR Preview" w:date="2026-01-01T00:00:00Z">
         <w:r>
-          <w:delText xml:space="preserve">Last modified: 2026-10-16 02:00:06 (PDT)</w:delText>
+          <w:delText xml:space="preserve">Last modified: 2026-10-16 02:15:38 (PDT)</w:delText>
         </w:r>
       </w:del>
     </w:p>
@@ -26,7 +26,7 @@
       </w:pPr>
       <w:ins w:id="2" w:author="PR Preview" w:date="2026-01-01T00:00:00Z">
         <w:r>
-          <w:t xml:space="preserve">Last modified: 2026-10-16 02:00:47 (PDT)</w:t>
+          <w:t xml:space="preserve">Last modified: 2026-10-16 02:24:44 (PDT)</w:t>
         </w:r>
       </w:ins>
     </w:p>
@@ -36763,16 +36763,21 @@
         <w:t xml:space="preserve"> </w:t>
       </w:r>
       <m:oMath>
-        <m:acc>
-          <m:accPr>
-            <m:chr m:val="̃"/>
-          </m:accPr>
+        <m:limLow>
           <m:e>
             <m:r>
               <m:t>X</m:t>
             </m:r>
           </m:e>
-        </m:acc>
+          <m:lim>
+            <m:r>
+              <m:rPr>
+                <m:sty m:val="p"/>
+              </m:rPr>
+              <m:t>∼</m:t>
+            </m:r>
+          </m:lim>
+        </m:limLow>
         <m:r>
           <m:rPr>
             <m:sty m:val="p"/>
@@ -36891,16 +36896,21 @@
         <w:t xml:space="preserve"> </w:t>
       </w:r>
       <m:oMath>
-        <m:acc>
-          <m:accPr>
-            <m:chr m:val="̃"/>
-          </m:accPr>
+        <m:limLow>
           <m:e>
             <m:r>
               <m:t>μ</m:t>
             </m:r>
           </m:e>
-        </m:acc>
+          <m:lim>
+            <m:r>
+              <m:rPr>
+                <m:sty m:val="p"/>
+              </m:rPr>
+              <m:t>∼</m:t>
+            </m:r>
+          </m:lim>
+        </m:limLow>
         <m:r>
           <m:rPr>
             <m:sty m:val="p"/>
@@ -36994,16 +37004,21 @@
         <w:t xml:space="preserve"> </w:t>
       </w:r>
       <m:oMath>
-        <m:acc>
-          <m:accPr>
-            <m:chr m:val="̃"/>
-          </m:accPr>
+        <m:limLow>
           <m:e>
             <m:r>
               <m:t>X</m:t>
             </m:r>
           </m:e>
-        </m:acc>
+          <m:lim>
+            <m:r>
+              <m:rPr>
+                <m:sty m:val="p"/>
+              </m:rPr>
+              <m:t>∼</m:t>
+            </m:r>
+          </m:lim>
+        </m:limLow>
         <m:r>
           <m:rPr>
             <m:sty m:val="p"/>
@@ -37036,16 +37051,21 @@
             <m:grow/>
           </m:dPr>
           <m:e>
-            <m:acc>
-              <m:accPr>
-                <m:chr m:val="̃"/>
-              </m:accPr>
+            <m:limLow>
               <m:e>
                 <m:r>
                   <m:t>μ</m:t>
                 </m:r>
               </m:e>
-            </m:acc>
+              <m:lim>
+                <m:r>
+                  <m:rPr>
+                    <m:sty m:val="p"/>
+                  </m:rPr>
+                  <m:t>∼</m:t>
+                </m:r>
+              </m:lim>
+            </m:limLow>
             <m:r>
               <m:rPr>
                 <m:sty m:val="p"/>
@@ -37077,16 +37097,21 @@
         <w:t xml:space="preserve"> </w:t>
       </w:r>
       <m:oMath>
-        <m:acc>
-          <m:accPr>
-            <m:chr m:val="̃"/>
-          </m:accPr>
+        <m:limLow>
           <m:e>
             <m:r>
               <m:t>X</m:t>
             </m:r>
           </m:e>
-        </m:acc>
+          <m:lim>
+            <m:r>
+              <m:rPr>
+                <m:sty m:val="p"/>
+              </m:rPr>
+              <m:t>∼</m:t>
+            </m:r>
+          </m:lim>
+        </m:limLow>
       </m:oMath>
       <w:r>
         <w:t xml:space="preserve"> </w:t>
@@ -37116,32 +37141,42 @@
             </m:rPr>
             <m:t>(</m:t>
           </m:r>
-          <m:acc>
-            <m:accPr>
-              <m:chr m:val="̃"/>
-            </m:accPr>
+          <m:limLow>
             <m:e>
               <m:r>
                 <m:t>X</m:t>
               </m:r>
             </m:e>
-          </m:acc>
+            <m:lim>
+              <m:r>
+                <m:rPr>
+                  <m:sty m:val="p"/>
+                </m:rPr>
+                <m:t>∼</m:t>
+              </m:r>
+            </m:lim>
+          </m:limLow>
           <m:r>
             <m:rPr>
               <m:sty m:val="p"/>
             </m:rPr>
             <m:t>=</m:t>
           </m:r>
-          <m:acc>
-            <m:accPr>
-              <m:chr m:val="̃"/>
-            </m:accPr>
+          <m:limLow>
             <m:e>
               <m:r>
                 <m:t>x</m:t>
               </m:r>
             </m:e>
-          </m:acc>
+            <m:lim>
+              <m:r>
+                <m:rPr>
+                  <m:sty m:val="p"/>
+                </m:rPr>
+                <m:t>∼</m:t>
+              </m:r>
+            </m:lim>
+          </m:limLow>
           <m:r>
             <m:rPr>
               <m:sty m:val="p"/>
@@ -37297,32 +37332,42 @@
                     </m:rPr>
                     <m:t>(</m:t>
                   </m:r>
-                  <m:acc>
-                    <m:accPr>
-                      <m:chr m:val="̃"/>
-                    </m:accPr>
+                  <m:limLow>
                     <m:e>
                       <m:r>
                         <m:t>x</m:t>
                       </m:r>
                     </m:e>
-                  </m:acc>
+                    <m:lim>
+                      <m:r>
+                        <m:rPr>
+                          <m:sty m:val="p"/>
+                        </m:rPr>
+                        <m:t>∼</m:t>
+                      </m:r>
+                    </m:lim>
+                  </m:limLow>
                   <m:r>
                     <m:rPr>
                       <m:sty m:val="p"/>
                     </m:rPr>
                     <m:t>−</m:t>
                   </m:r>
-                  <m:acc>
-                    <m:accPr>
-                      <m:chr m:val="̃"/>
-                    </m:accPr>
+                  <m:limLow>
                     <m:e>
                       <m:r>
                         <m:t>μ</m:t>
                       </m:r>
                     </m:e>
-                  </m:acc>
+                    <m:lim>
+                      <m:r>
+                        <m:rPr>
+                          <m:sty m:val="p"/>
+                        </m:rPr>
+                        <m:t>∼</m:t>
+                      </m:r>
+                    </m:lim>
+                  </m:limLow>
                   <m:r>
                     <m:rPr>
                       <m:sty m:val="p"/>
@@ -37366,32 +37411,42 @@
                 </m:rPr>
                 <m:t>(</m:t>
               </m:r>
-              <m:acc>
-                <m:accPr>
-                  <m:chr m:val="̃"/>
-                </m:accPr>
+              <m:limLow>
                 <m:e>
                   <m:r>
                     <m:t>x</m:t>
                   </m:r>
                 </m:e>
-              </m:acc>
+                <m:lim>
+                  <m:r>
+                    <m:rPr>
+                      <m:sty m:val="p"/>
+                    </m:rPr>
+                    <m:t>∼</m:t>
+                  </m:r>
+                </m:lim>
+              </m:limLow>
               <m:r>
                 <m:rPr>
                   <m:sty m:val="p"/>
                 </m:rPr>
                 <m:t>−</m:t>
               </m:r>
-              <m:acc>
-                <m:accPr>
-                  <m:chr m:val="̃"/>
-                </m:accPr>
+              <m:limLow>
                 <m:e>
                   <m:r>
                     <m:t>μ</m:t>
                   </m:r>
                 </m:e>
-              </m:acc>
+                <m:lim>
+                  <m:r>
+                    <m:rPr>
+                      <m:sty m:val="p"/>
+                    </m:rPr>
+                    <m:t>∼</m:t>
+                  </m:r>
+                </m:lim>
+              </m:limLow>
               <m:r>
                 <m:rPr>
                   <m:sty m:val="p"/>
@@ -37409,16 +37464,21 @@
           <m:r>
             <m:t> </m:t>
           </m:r>
-          <m:acc>
-            <m:accPr>
-              <m:chr m:val="̃"/>
-            </m:accPr>
+          <m:limLow>
             <m:e>
               <m:r>
                 <m:t>x</m:t>
               </m:r>
             </m:e>
-          </m:acc>
+            <m:lim>
+              <m:r>
+                <m:rPr>
+                  <m:sty m:val="p"/>
+                </m:rPr>
+                <m:t>∼</m:t>
+              </m:r>
+            </m:lim>
+          </m:limLow>
           <m:r>
             <m:rPr>
               <m:sty m:val="p"/>
@@ -37712,16 +37772,21 @@
           </m:rPr>
           <m:t>(</m:t>
         </m:r>
-        <m:acc>
-          <m:accPr>
-            <m:chr m:val="̃"/>
-          </m:accPr>
+        <m:limLow>
           <m:e>
             <m:r>
               <m:t>X</m:t>
             </m:r>
           </m:e>
-        </m:acc>
+          <m:lim>
+            <m:r>
+              <m:rPr>
+                <m:sty m:val="p"/>
+              </m:rPr>
+              <m:t>∼</m:t>
+            </m:r>
+          </m:lim>
+        </m:limLow>
         <m:r>
           <m:rPr>
             <m:sty m:val="p"/>
@@ -37911,16 +37976,21 @@
         <w:t xml:space="preserve"> </w:t>
       </w:r>
       <m:oMath>
-        <m:acc>
-          <m:accPr>
-            <m:chr m:val="̃"/>
-          </m:accPr>
+        <m:limLow>
           <m:e>
             <m:r>
               <m:t>X</m:t>
             </m:r>
           </m:e>
-        </m:acc>
+          <m:lim>
+            <m:r>
+              <m:rPr>
+                <m:sty m:val="p"/>
+              </m:rPr>
+              <m:t>∼</m:t>
+            </m:r>
+          </m:lim>
+        </m:limLow>
         <m:r>
           <m:rPr>
             <m:sty m:val="p"/>
@@ -37953,16 +38023,21 @@
             <m:grow/>
           </m:dPr>
           <m:e>
-            <m:acc>
-              <m:accPr>
-                <m:chr m:val="̃"/>
-              </m:accPr>
+            <m:limLow>
               <m:e>
                 <m:r>
                   <m:t>μ</m:t>
                 </m:r>
               </m:e>
-            </m:acc>
+              <m:lim>
+                <m:r>
+                  <m:rPr>
+                    <m:sty m:val="p"/>
+                  </m:rPr>
+                  <m:t>∼</m:t>
+                </m:r>
+              </m:lim>
+            </m:limLow>
             <m:r>
               <m:rPr>
                 <m:sty m:val="p"/>
@@ -38069,16 +38144,21 @@
         <w:t xml:space="preserve"> </w:t>
       </w:r>
       <m:oMath>
-        <m:acc>
-          <m:accPr>
-            <m:chr m:val="̃"/>
-          </m:accPr>
+        <m:limLow>
           <m:e>
             <m:r>
               <m:t>X</m:t>
             </m:r>
           </m:e>
-        </m:acc>
+          <m:lim>
+            <m:r>
+              <m:rPr>
+                <m:sty m:val="p"/>
+              </m:rPr>
+              <m:t>∼</m:t>
+            </m:r>
+          </m:lim>
+        </m:limLow>
         <m:r>
           <m:rPr>
             <m:sty m:val="p"/>
@@ -38111,16 +38191,21 @@
             <m:grow/>
           </m:dPr>
           <m:e>
-            <m:acc>
-              <m:accPr>
-                <m:chr m:val="̃"/>
-              </m:accPr>
+            <m:limLow>
               <m:e>
                 <m:r>
                   <m:t>μ</m:t>
                 </m:r>
               </m:e>
-            </m:acc>
+              <m:lim>
+                <m:r>
+                  <m:rPr>
+                    <m:sty m:val="p"/>
+                  </m:rPr>
+                  <m:t>∼</m:t>
+                </m:r>
+              </m:lim>
+            </m:limLow>
             <m:r>
               <m:rPr>
                 <m:sty m:val="p"/>
@@ -38172,32 +38257,42 @@
           </m:rPr>
           <m:t>E</m:t>
         </m:r>
-        <m:acc>
-          <m:accPr>
-            <m:chr m:val="̃"/>
-          </m:accPr>
+        <m:limLow>
           <m:e>
             <m:r>
               <m:t>X</m:t>
             </m:r>
           </m:e>
-        </m:acc>
+          <m:lim>
+            <m:r>
+              <m:rPr>
+                <m:sty m:val="p"/>
+              </m:rPr>
+              <m:t>∼</m:t>
+            </m:r>
+          </m:lim>
+        </m:limLow>
         <m:r>
           <m:rPr>
             <m:sty m:val="p"/>
           </m:rPr>
           <m:t>=</m:t>
         </m:r>
-        <m:acc>
-          <m:accPr>
-            <m:chr m:val="̃"/>
-          </m:accPr>
+        <m:limLow>
           <m:e>
             <m:r>
               <m:t>μ</m:t>
             </m:r>
           </m:e>
-        </m:acc>
+          <m:lim>
+            <m:r>
+              <m:rPr>
+                <m:sty m:val="p"/>
+              </m:rPr>
+              <m:t>∼</m:t>
+            </m:r>
+          </m:lim>
+        </m:limLow>
       </m:oMath>
       <w:r>
         <w:t xml:space="preserve"> </w:t>
@@ -38246,16 +38341,21 @@
             <m:grow/>
           </m:dPr>
           <m:e>
-            <m:acc>
-              <m:accPr>
-                <m:chr m:val="̃"/>
-              </m:accPr>
+            <m:limLow>
               <m:e>
                 <m:r>
                   <m:t>X</m:t>
                 </m:r>
               </m:e>
-            </m:acc>
+              <m:lim>
+                <m:r>
+                  <m:rPr>
+                    <m:sty m:val="p"/>
+                  </m:rPr>
+                  <m:t>∼</m:t>
+                </m:r>
+              </m:lim>
+            </m:limLow>
           </m:e>
         </m:d>
         <m:r>
@@ -38510,16 +38610,21 @@
         <w:t xml:space="preserve"> </w:t>
       </w:r>
       <m:oMath>
-        <m:acc>
-          <m:accPr>
-            <m:chr m:val="̃"/>
-          </m:accPr>
+        <m:limLow>
           <m:e>
             <m:r>
               <m:t>μ</m:t>
             </m:r>
           </m:e>
-        </m:acc>
+          <m:lim>
+            <m:r>
+              <m:rPr>
+                <m:sty m:val="p"/>
+              </m:rPr>
+              <m:t>∼</m:t>
+            </m:r>
+          </m:lim>
+        </m:limLow>
         <m:r>
           <m:rPr>
             <m:sty m:val="p"/>
@@ -38803,32 +38908,42 @@
                 </m:rPr>
                 <m:t>(</m:t>
               </m:r>
-              <m:acc>
-                <m:accPr>
-                  <m:chr m:val="̃"/>
-                </m:accPr>
+              <m:limLow>
                 <m:e>
                   <m:r>
                     <m:t>X</m:t>
                   </m:r>
                 </m:e>
-              </m:acc>
+                <m:lim>
+                  <m:r>
+                    <m:rPr>
+                      <m:sty m:val="p"/>
+                    </m:rPr>
+                    <m:t>∼</m:t>
+                  </m:r>
+                </m:lim>
+              </m:limLow>
               <m:r>
                 <m:rPr>
                   <m:sty m:val="p"/>
                 </m:rPr>
                 <m:t>=</m:t>
               </m:r>
-              <m:acc>
-                <m:accPr>
-                  <m:chr m:val="̃"/>
-                </m:accPr>
+              <m:limLow>
                 <m:e>
                   <m:r>
                     <m:t>x</m:t>
                   </m:r>
                 </m:e>
-              </m:acc>
+                <m:lim>
+                  <m:r>
+                    <m:rPr>
+                      <m:sty m:val="p"/>
+                    </m:rPr>
+                    <m:t>∼</m:t>
+                  </m:r>
+                </m:lim>
+              </m:limLow>
               <m:r>
                 <m:rPr>
                   <m:sty m:val="p"/>
@@ -39326,32 +39441,42 @@
         <w:t xml:space="preserve"> </w:t>
       </w:r>
       <m:oMath>
-        <m:acc>
-          <m:accPr>
-            <m:chr m:val="̃"/>
-          </m:accPr>
+        <m:limLow>
           <m:e>
             <m:r>
               <m:t>x</m:t>
             </m:r>
           </m:e>
-        </m:acc>
+          <m:lim>
+            <m:r>
+              <m:rPr>
+                <m:sty m:val="p"/>
+              </m:rPr>
+              <m:t>∼</m:t>
+            </m:r>
+          </m:lim>
+        </m:limLow>
         <m:r>
           <m:rPr>
             <m:sty m:val="p"/>
           </m:rPr>
           <m:t>,</m:t>
         </m:r>
-        <m:acc>
-          <m:accPr>
-            <m:chr m:val="̃"/>
-          </m:accPr>
+        <m:limLow>
           <m:e>
             <m:r>
               <m:t>μ</m:t>
             </m:r>
           </m:e>
-        </m:acc>
+          <m:lim>
+            <m:r>
+              <m:rPr>
+                <m:sty m:val="p"/>
+              </m:rPr>
+              <m:t>∼</m:t>
+            </m:r>
+          </m:lim>
+        </m:limLow>
         <m:r>
           <m:rPr>
             <m:sty m:val="p"/>
@@ -39396,32 +39521,42 @@
                 </m:rPr>
                 <m:t>(</m:t>
               </m:r>
-              <m:acc>
-                <m:accPr>
-                  <m:chr m:val="̃"/>
-                </m:accPr>
+              <m:limLow>
                 <m:e>
                   <m:r>
                     <m:t>x</m:t>
                   </m:r>
                 </m:e>
-              </m:acc>
+                <m:lim>
+                  <m:r>
+                    <m:rPr>
+                      <m:sty m:val="p"/>
+                    </m:rPr>
+                    <m:t>∼</m:t>
+                  </m:r>
+                </m:lim>
+              </m:limLow>
               <m:r>
                 <m:rPr>
                   <m:sty m:val="p"/>
                 </m:rPr>
                 <m:t>−</m:t>
               </m:r>
-              <m:acc>
-                <m:accPr>
-                  <m:chr m:val="̃"/>
-                </m:accPr>
+              <m:limLow>
                 <m:e>
                   <m:r>
                     <m:t>μ</m:t>
                   </m:r>
                 </m:e>
-              </m:acc>
+                <m:lim>
+                  <m:r>
+                    <m:rPr>
+                      <m:sty m:val="p"/>
+                    </m:rPr>
+                    <m:t>∼</m:t>
+                  </m:r>
+                </m:lim>
+              </m:limLow>
               <m:r>
                 <m:rPr>
                   <m:sty m:val="p"/>
@@ -39465,32 +39600,42 @@
             </m:rPr>
             <m:t>(</m:t>
           </m:r>
-          <m:acc>
-            <m:accPr>
-              <m:chr m:val="̃"/>
-            </m:accPr>
+          <m:limLow>
             <m:e>
               <m:r>
                 <m:t>x</m:t>
               </m:r>
             </m:e>
-          </m:acc>
+            <m:lim>
+              <m:r>
+                <m:rPr>
+                  <m:sty m:val="p"/>
+                </m:rPr>
+                <m:t>∼</m:t>
+              </m:r>
+            </m:lim>
+          </m:limLow>
           <m:r>
             <m:rPr>
               <m:sty m:val="p"/>
             </m:rPr>
             <m:t>−</m:t>
           </m:r>
-          <m:acc>
-            <m:accPr>
-              <m:chr m:val="̃"/>
-            </m:accPr>
+          <m:limLow>
             <m:e>
               <m:r>
                 <m:t>μ</m:t>
               </m:r>
             </m:e>
-          </m:acc>
+            <m:lim>
+              <m:r>
+                <m:rPr>
+                  <m:sty m:val="p"/>
+                </m:rPr>
+                <m:t>∼</m:t>
+              </m:r>
+            </m:lim>
+          </m:limLow>
           <m:r>
             <m:rPr>
               <m:sty m:val="p"/>
@@ -39526,32 +39671,42 @@
         <w:t xml:space="preserve"> </w:t>
       </w:r>
       <m:oMath>
-        <m:acc>
-          <m:accPr>
-            <m:chr m:val="̃"/>
-          </m:accPr>
+        <m:limLow>
           <m:e>
             <m:r>
               <m:t>x</m:t>
             </m:r>
           </m:e>
-        </m:acc>
+          <m:lim>
+            <m:r>
+              <m:rPr>
+                <m:sty m:val="p"/>
+              </m:rPr>
+              <m:t>∼</m:t>
+            </m:r>
+          </m:lim>
+        </m:limLow>
         <m:r>
           <m:rPr>
             <m:sty m:val="p"/>
           </m:rPr>
           <m:t>=</m:t>
         </m:r>
-        <m:acc>
-          <m:accPr>
-            <m:chr m:val="̃"/>
-          </m:accPr>
+        <m:limLow>
           <m:e>
             <m:r>
               <m:t>μ</m:t>
             </m:r>
           </m:e>
-        </m:acc>
+          <m:lim>
+            <m:r>
+              <m:rPr>
+                <m:sty m:val="p"/>
+              </m:rPr>
+              <m:t>∼</m:t>
+            </m:r>
+          </m:lim>
+        </m:limLow>
       </m:oMath>
       <w:r>
         <w:t xml:space="preserve">.</w:t>
@@ -39628,32 +39783,42 @@
         <w:t xml:space="preserve"> </w:t>
       </w:r>
       <m:oMath>
-        <m:acc>
-          <m:accPr>
-            <m:chr m:val="̃"/>
-          </m:accPr>
+        <m:limLow>
           <m:e>
             <m:r>
               <m:t>x</m:t>
             </m:r>
           </m:e>
-        </m:acc>
+          <m:lim>
+            <m:r>
+              <m:rPr>
+                <m:sty m:val="p"/>
+              </m:rPr>
+              <m:t>∼</m:t>
+            </m:r>
+          </m:lim>
+        </m:limLow>
         <m:r>
           <m:rPr>
             <m:sty m:val="p"/>
           </m:rPr>
           <m:t>≠</m:t>
         </m:r>
-        <m:acc>
-          <m:accPr>
-            <m:chr m:val="̃"/>
-          </m:accPr>
+        <m:limLow>
           <m:e>
             <m:r>
               <m:t>μ</m:t>
             </m:r>
           </m:e>
-        </m:acc>
+          <m:lim>
+            <m:r>
+              <m:rPr>
+                <m:sty m:val="p"/>
+              </m:rPr>
+              <m:t>∼</m:t>
+            </m:r>
+          </m:lim>
+        </m:limLow>
       </m:oMath>
       <w:r>
         <w:t xml:space="preserve">, then</w:t>
@@ -39662,48 +39827,63 @@
         <w:t xml:space="preserve"> </w:t>
       </w:r>
       <m:oMath>
-        <m:acc>
-          <m:accPr>
-            <m:chr m:val="̃"/>
-          </m:accPr>
+        <m:limLow>
           <m:e>
             <m:r>
               <m:t>x</m:t>
             </m:r>
           </m:e>
-        </m:acc>
+          <m:lim>
+            <m:r>
+              <m:rPr>
+                <m:sty m:val="p"/>
+              </m:rPr>
+              <m:t>∼</m:t>
+            </m:r>
+          </m:lim>
+        </m:limLow>
         <m:r>
           <m:rPr>
             <m:sty m:val="p"/>
           </m:rPr>
           <m:t>−</m:t>
         </m:r>
-        <m:acc>
-          <m:accPr>
-            <m:chr m:val="̃"/>
-          </m:accPr>
+        <m:limLow>
           <m:e>
             <m:r>
               <m:t>μ</m:t>
             </m:r>
           </m:e>
-        </m:acc>
+          <m:lim>
+            <m:r>
+              <m:rPr>
+                <m:sty m:val="p"/>
+              </m:rPr>
+              <m:t>∼</m:t>
+            </m:r>
+          </m:lim>
+        </m:limLow>
         <m:r>
           <m:rPr>
             <m:sty m:val="p"/>
           </m:rPr>
           <m:t>≠</m:t>
         </m:r>
-        <m:acc>
-          <m:accPr>
-            <m:chr m:val="̃"/>
-          </m:accPr>
+        <m:limLow>
           <m:e>
             <m:r>
               <m:t>0</m:t>
             </m:r>
           </m:e>
-        </m:acc>
+          <m:lim>
+            <m:r>
+              <m:rPr>
+                <m:sty m:val="p"/>
+              </m:rPr>
+              <m:t>∼</m:t>
+            </m:r>
+          </m:lim>
+        </m:limLow>
       </m:oMath>
       <w:r>
         <w:t xml:space="preserve">,</w:t>
@@ -39738,32 +39918,42 @@
         <w:t xml:space="preserve"> </w:t>
       </w:r>
       <m:oMath>
-        <m:acc>
-          <m:accPr>
-            <m:chr m:val="̃"/>
-          </m:accPr>
+        <m:limLow>
           <m:e>
             <m:r>
               <m:t>x</m:t>
             </m:r>
           </m:e>
-        </m:acc>
+          <m:lim>
+            <m:r>
+              <m:rPr>
+                <m:sty m:val="p"/>
+              </m:rPr>
+              <m:t>∼</m:t>
+            </m:r>
+          </m:lim>
+        </m:limLow>
         <m:r>
           <m:rPr>
             <m:sty m:val="p"/>
           </m:rPr>
           <m:t>=</m:t>
         </m:r>
-        <m:acc>
-          <m:accPr>
-            <m:chr m:val="̃"/>
-          </m:accPr>
+        <m:limLow>
           <m:e>
             <m:r>
               <m:t>μ</m:t>
             </m:r>
           </m:e>
-        </m:acc>
+          <m:lim>
+            <m:r>
+              <m:rPr>
+                <m:sty m:val="p"/>
+              </m:rPr>
+              <m:t>∼</m:t>
+            </m:r>
+          </m:lim>
+        </m:limLow>
       </m:oMath>
       <w:r>
         <w:t xml:space="preserve">, then</w:t>
@@ -39772,48 +39962,63 @@
         <w:t xml:space="preserve"> </w:t>
       </w:r>
       <m:oMath>
-        <m:acc>
-          <m:accPr>
-            <m:chr m:val="̃"/>
-          </m:accPr>
+        <m:limLow>
           <m:e>
             <m:r>
               <m:t>x</m:t>
             </m:r>
           </m:e>
-        </m:acc>
+          <m:lim>
+            <m:r>
+              <m:rPr>
+                <m:sty m:val="p"/>
+              </m:rPr>
+              <m:t>∼</m:t>
+            </m:r>
+          </m:lim>
+        </m:limLow>
         <m:r>
           <m:rPr>
             <m:sty m:val="p"/>
           </m:rPr>
           <m:t>−</m:t>
         </m:r>
-        <m:acc>
-          <m:accPr>
-            <m:chr m:val="̃"/>
-          </m:accPr>
+        <m:limLow>
           <m:e>
             <m:r>
               <m:t>μ</m:t>
             </m:r>
           </m:e>
-        </m:acc>
+          <m:lim>
+            <m:r>
+              <m:rPr>
+                <m:sty m:val="p"/>
+              </m:rPr>
+              <m:t>∼</m:t>
+            </m:r>
+          </m:lim>
+        </m:limLow>
         <m:r>
           <m:rPr>
             <m:sty m:val="p"/>
           </m:rPr>
           <m:t>=</m:t>
         </m:r>
-        <m:acc>
-          <m:accPr>
-            <m:chr m:val="̃"/>
-          </m:accPr>
+        <m:limLow>
           <m:e>
             <m:r>
               <m:t>0</m:t>
             </m:r>
           </m:e>
-        </m:acc>
+          <m:lim>
+            <m:r>
+              <m:rPr>
+                <m:sty m:val="p"/>
+              </m:rPr>
+              <m:t>∼</m:t>
+            </m:r>
+          </m:lim>
+        </m:limLow>
       </m:oMath>
       <w:r>
         <w:t xml:space="preserve">,</w:t>
@@ -39898,32 +40103,42 @@
         <w:t xml:space="preserve"> </w:t>
       </w:r>
       <m:oMath>
-        <m:acc>
-          <m:accPr>
-            <m:chr m:val="̃"/>
-          </m:accPr>
+        <m:limLow>
           <m:e>
             <m:r>
               <m:t>x</m:t>
             </m:r>
           </m:e>
-        </m:acc>
+          <m:lim>
+            <m:r>
+              <m:rPr>
+                <m:sty m:val="p"/>
+              </m:rPr>
+              <m:t>∼</m:t>
+            </m:r>
+          </m:lim>
+        </m:limLow>
         <m:r>
           <m:rPr>
             <m:sty m:val="p"/>
           </m:rPr>
           <m:t>,</m:t>
         </m:r>
-        <m:acc>
-          <m:accPr>
-            <m:chr m:val="̃"/>
-          </m:accPr>
+        <m:limLow>
           <m:e>
             <m:r>
               <m:t>μ</m:t>
             </m:r>
           </m:e>
-        </m:acc>
+          <m:lim>
+            <m:r>
+              <m:rPr>
+                <m:sty m:val="p"/>
+              </m:rPr>
+              <m:t>∼</m:t>
+            </m:r>
+          </m:lim>
+        </m:limLow>
         <m:r>
           <m:rPr>
             <m:sty m:val="p"/>
@@ -39976,16 +40191,21 @@
         <w:t xml:space="preserve"> </w:t>
       </w:r>
       <m:oMath>
-        <m:acc>
-          <m:accPr>
-            <m:chr m:val="̃"/>
-          </m:accPr>
+        <m:limLow>
           <m:e>
             <m:r>
               <m:t>x</m:t>
             </m:r>
           </m:e>
-        </m:acc>
+          <m:lim>
+            <m:r>
+              <m:rPr>
+                <m:sty m:val="p"/>
+              </m:rPr>
+              <m:t>∼</m:t>
+            </m:r>
+          </m:lim>
+        </m:limLow>
       </m:oMath>
       <w:r>
         <w:t xml:space="preserve"> </w:t>
@@ -39997,16 +40217,21 @@
         <w:t xml:space="preserve"> </w:t>
       </w:r>
       <m:oMath>
-        <m:acc>
-          <m:accPr>
-            <m:chr m:val="̃"/>
-          </m:accPr>
+        <m:limLow>
           <m:e>
             <m:r>
               <m:t>μ</m:t>
             </m:r>
           </m:e>
-        </m:acc>
+          <m:lim>
+            <m:r>
+              <m:rPr>
+                <m:sty m:val="p"/>
+              </m:rPr>
+              <m:t>∼</m:t>
+            </m:r>
+          </m:lim>
+        </m:limLow>
       </m:oMath>
       <w:r>
         <w:t xml:space="preserve"> </w:t>
@@ -40053,16 +40278,21 @@
             </m:rPr>
             <m:t>(</m:t>
           </m:r>
-          <m:acc>
-            <m:accPr>
-              <m:chr m:val="̃"/>
-            </m:accPr>
+          <m:limLow>
             <m:e>
               <m:r>
                 <m:t>x</m:t>
               </m:r>
             </m:e>
-          </m:acc>
+            <m:lim>
+              <m:r>
+                <m:rPr>
+                  <m:sty m:val="p"/>
+                </m:rPr>
+                <m:t>∼</m:t>
+              </m:r>
+            </m:lim>
+          </m:limLow>
           <m:r>
             <m:rPr>
               <m:sty m:val="p"/>
@@ -40102,32 +40332,42 @@
                     </m:rPr>
                     <m:t>(</m:t>
                   </m:r>
-                  <m:acc>
-                    <m:accPr>
-                      <m:chr m:val="̃"/>
-                    </m:accPr>
+                  <m:limLow>
                     <m:e>
                       <m:r>
                         <m:t>x</m:t>
                       </m:r>
                     </m:e>
-                  </m:acc>
+                    <m:lim>
+                      <m:r>
+                        <m:rPr>
+                          <m:sty m:val="p"/>
+                        </m:rPr>
+                        <m:t>∼</m:t>
+                      </m:r>
+                    </m:lim>
+                  </m:limLow>
                   <m:r>
                     <m:rPr>
                       <m:sty m:val="p"/>
                     </m:rPr>
                     <m:t>−</m:t>
                   </m:r>
-                  <m:acc>
-                    <m:accPr>
-                      <m:chr m:val="̃"/>
-                    </m:accPr>
+                  <m:limLow>
                     <m:e>
                       <m:r>
                         <m:t>μ</m:t>
                       </m:r>
                     </m:e>
-                  </m:acc>
+                    <m:lim>
+                      <m:r>
+                        <m:rPr>
+                          <m:sty m:val="p"/>
+                        </m:rPr>
+                        <m:t>∼</m:t>
+                      </m:r>
+                    </m:lim>
+                  </m:limLow>
                   <m:r>
                     <m:rPr>
                       <m:sty m:val="p"/>
@@ -40171,32 +40411,42 @@
                 </m:rPr>
                 <m:t>(</m:t>
               </m:r>
-              <m:acc>
-                <m:accPr>
-                  <m:chr m:val="̃"/>
-                </m:accPr>
+              <m:limLow>
                 <m:e>
                   <m:r>
                     <m:t>x</m:t>
                   </m:r>
                 </m:e>
-              </m:acc>
+                <m:lim>
+                  <m:r>
+                    <m:rPr>
+                      <m:sty m:val="p"/>
+                    </m:rPr>
+                    <m:t>∼</m:t>
+                  </m:r>
+                </m:lim>
+              </m:limLow>
               <m:r>
                 <m:rPr>
                   <m:sty m:val="p"/>
                 </m:rPr>
                 <m:t>−</m:t>
               </m:r>
-              <m:acc>
-                <m:accPr>
-                  <m:chr m:val="̃"/>
-                </m:accPr>
+              <m:limLow>
                 <m:e>
                   <m:r>
                     <m:t>μ</m:t>
                   </m:r>
                 </m:e>
-              </m:acc>
+                <m:lim>
+                  <m:r>
+                    <m:rPr>
+                      <m:sty m:val="p"/>
+                    </m:rPr>
+                    <m:t>∼</m:t>
+                  </m:r>
+                </m:lim>
+              </m:limLow>
               <m:r>
                 <m:rPr>
                   <m:sty m:val="p"/>
@@ -40283,16 +40533,21 @@
         <w:t xml:space="preserve"> </w:t>
       </w:r>
       <m:oMath>
-        <m:acc>
-          <m:accPr>
-            <m:chr m:val="̃"/>
-          </m:accPr>
+        <m:limLow>
           <m:e>
             <m:r>
               <m:t>X</m:t>
             </m:r>
           </m:e>
-        </m:acc>
+          <m:lim>
+            <m:r>
+              <m:rPr>
+                <m:sty m:val="p"/>
+              </m:rPr>
+              <m:t>∼</m:t>
+            </m:r>
+          </m:lim>
+        </m:limLow>
         <m:r>
           <m:rPr>
             <m:sty m:val="p"/>
@@ -40325,16 +40580,21 @@
             <m:grow/>
           </m:dPr>
           <m:e>
-            <m:acc>
-              <m:accPr>
-                <m:chr m:val="̃"/>
-              </m:accPr>
+            <m:limLow>
               <m:e>
                 <m:r>
                   <m:t>μ</m:t>
                 </m:r>
               </m:e>
-            </m:acc>
+              <m:lim>
+                <m:r>
+                  <m:rPr>
+                    <m:sty m:val="p"/>
+                  </m:rPr>
+                  <m:t>∼</m:t>
+                </m:r>
+              </m:lim>
+            </m:limLow>
             <m:r>
               <m:rPr>
                 <m:sty m:val="p"/>
@@ -40378,32 +40638,42 @@
             </m:rPr>
             <m:t>(</m:t>
           </m:r>
-          <m:acc>
-            <m:accPr>
-              <m:chr m:val="̃"/>
-            </m:accPr>
+          <m:limLow>
             <m:e>
               <m:r>
                 <m:t>X</m:t>
               </m:r>
             </m:e>
-          </m:acc>
+            <m:lim>
+              <m:r>
+                <m:rPr>
+                  <m:sty m:val="p"/>
+                </m:rPr>
+                <m:t>∼</m:t>
+              </m:r>
+            </m:lim>
+          </m:limLow>
           <m:r>
             <m:rPr>
               <m:sty m:val="p"/>
             </m:rPr>
             <m:t>=</m:t>
           </m:r>
-          <m:acc>
-            <m:accPr>
-              <m:chr m:val="̃"/>
-            </m:accPr>
+          <m:limLow>
             <m:e>
               <m:r>
                 <m:t>x</m:t>
               </m:r>
             </m:e>
-          </m:acc>
+            <m:lim>
+              <m:r>
+                <m:rPr>
+                  <m:sty m:val="p"/>
+                </m:rPr>
+                <m:t>∼</m:t>
+              </m:r>
+            </m:lim>
+          </m:limLow>
           <m:r>
             <m:rPr>
               <m:sty m:val="p"/>
@@ -40540,16 +40810,21 @@
                     </m:rPr>
                     <m:t>(</m:t>
                   </m:r>
-                  <m:acc>
-                    <m:accPr>
-                      <m:chr m:val="̃"/>
-                    </m:accPr>
+                  <m:limLow>
                     <m:e>
                       <m:r>
                         <m:t>x</m:t>
                       </m:r>
                     </m:e>
-                  </m:acc>
+                    <m:lim>
+                      <m:r>
+                        <m:rPr>
+                          <m:sty m:val="p"/>
+                        </m:rPr>
+                        <m:t>∼</m:t>
+                      </m:r>
+                    </m:lim>
+                  </m:limLow>
                   <m:sSup>
                     <m:e>
                       <m:r>
@@ -40605,16 +40880,21 @@
         <w:t xml:space="preserve"> </w:t>
       </w:r>
       <m:oMath>
-        <m:acc>
-          <m:accPr>
-            <m:chr m:val="̃"/>
-          </m:accPr>
+        <m:limLow>
           <m:e>
             <m:r>
               <m:t>μ</m:t>
             </m:r>
           </m:e>
-        </m:acc>
+          <m:lim>
+            <m:r>
+              <m:rPr>
+                <m:sty m:val="p"/>
+              </m:rPr>
+              <m:t>∼</m:t>
+            </m:r>
+          </m:lim>
+        </m:limLow>
       </m:oMath>
       <w:r>
         <w:t xml:space="preserve"> </w:t>
@@ -40660,32 +40940,42 @@
         <w:t xml:space="preserve"> </w:t>
       </w:r>
       <m:oMath>
-        <m:acc>
-          <m:accPr>
-            <m:chr m:val="̃"/>
-          </m:accPr>
+        <m:limLow>
           <m:e>
             <m:r>
               <m:t>x</m:t>
             </m:r>
           </m:e>
-        </m:acc>
+          <m:lim>
+            <m:r>
+              <m:rPr>
+                <m:sty m:val="p"/>
+              </m:rPr>
+              <m:t>∼</m:t>
+            </m:r>
+          </m:lim>
+        </m:limLow>
         <m:r>
           <m:rPr>
             <m:sty m:val="p"/>
           </m:rPr>
           <m:t>=</m:t>
         </m:r>
-        <m:acc>
-          <m:accPr>
-            <m:chr m:val="̃"/>
-          </m:accPr>
+        <m:limLow>
           <m:e>
             <m:r>
               <m:t>μ</m:t>
             </m:r>
           </m:e>
-        </m:acc>
+          <m:lim>
+            <m:r>
+              <m:rPr>
+                <m:sty m:val="p"/>
+              </m:rPr>
+              <m:t>∼</m:t>
+            </m:r>
+          </m:lim>
+        </m:limLow>
       </m:oMath>
       <w:r>
         <w:t xml:space="preserve">,</w:t>
@@ -40712,16 +41002,21 @@
           </m:rPr>
           <m:t>(</m:t>
         </m:r>
-        <m:acc>
-          <m:accPr>
-            <m:chr m:val="̃"/>
-          </m:accPr>
+        <m:limLow>
           <m:e>
             <m:r>
               <m:t>x</m:t>
             </m:r>
           </m:e>
-        </m:acc>
+          <m:lim>
+            <m:r>
+              <m:rPr>
+                <m:sty m:val="p"/>
+              </m:rPr>
+              <m:t>∼</m:t>
+            </m:r>
+          </m:lim>
+        </m:limLow>
         <m:r>
           <m:rPr>
             <m:sty m:val="p"/>
@@ -40745,16 +41040,21 @@
         <w:t xml:space="preserve"> </w:t>
       </w:r>
       <m:oMath>
-        <m:acc>
-          <m:accPr>
-            <m:chr m:val="̃"/>
-          </m:accPr>
+        <m:limLow>
           <m:e>
             <m:r>
               <m:t>x</m:t>
             </m:r>
           </m:e>
-        </m:acc>
+          <m:lim>
+            <m:r>
+              <m:rPr>
+                <m:sty m:val="p"/>
+              </m:rPr>
+              <m:t>∼</m:t>
+            </m:r>
+          </m:lim>
+        </m:limLow>
       </m:oMath>
       <w:r>
         <w:t xml:space="preserve"> </w:t>
@@ -40778,16 +41078,21 @@
           </m:rPr>
           <m:t>(</m:t>
         </m:r>
-        <m:acc>
-          <m:accPr>
-            <m:chr m:val="̃"/>
-          </m:accPr>
+        <m:limLow>
           <m:e>
             <m:r>
               <m:t>x</m:t>
             </m:r>
           </m:e>
-        </m:acc>
+          <m:lim>
+            <m:r>
+              <m:rPr>
+                <m:sty m:val="p"/>
+              </m:rPr>
+              <m:t>∼</m:t>
+            </m:r>
+          </m:lim>
+        </m:limLow>
         <m:r>
           <m:rPr>
             <m:sty m:val="p"/>
@@ -40970,16 +41275,21 @@
           </m:rPr>
           <m:t>(</m:t>
         </m:r>
-        <m:acc>
-          <m:accPr>
-            <m:chr m:val="̃"/>
-          </m:accPr>
+        <m:limLow>
           <m:e>
             <m:r>
               <m:t>x</m:t>
             </m:r>
           </m:e>
-        </m:acc>
+          <m:lim>
+            <m:r>
+              <m:rPr>
+                <m:sty m:val="p"/>
+              </m:rPr>
+              <m:t>∼</m:t>
+            </m:r>
+          </m:lim>
+        </m:limLow>
         <m:r>
           <m:rPr>
             <m:sty m:val="p"/>
@@ -41006,32 +41316,42 @@
         <w:t xml:space="preserve"> </w:t>
       </w:r>
       <m:oMath>
-        <m:acc>
-          <m:accPr>
-            <m:chr m:val="̃"/>
-          </m:accPr>
+        <m:limLow>
           <m:e>
             <m:r>
               <m:t>x</m:t>
             </m:r>
           </m:e>
-        </m:acc>
+          <m:lim>
+            <m:r>
+              <m:rPr>
+                <m:sty m:val="p"/>
+              </m:rPr>
+              <m:t>∼</m:t>
+            </m:r>
+          </m:lim>
+        </m:limLow>
         <m:r>
           <m:rPr>
             <m:sty m:val="p"/>
           </m:rPr>
           <m:t>=</m:t>
         </m:r>
-        <m:acc>
-          <m:accPr>
-            <m:chr m:val="̃"/>
-          </m:accPr>
+        <m:limLow>
           <m:e>
             <m:r>
               <m:t>μ</m:t>
             </m:r>
           </m:e>
-        </m:acc>
+          <m:lim>
+            <m:r>
+              <m:rPr>
+                <m:sty m:val="p"/>
+              </m:rPr>
+              <m:t>∼</m:t>
+            </m:r>
+          </m:lim>
+        </m:limLow>
       </m:oMath>
       <w:r>
         <w:t xml:space="preserve">.</w:t>
@@ -41327,16 +41647,21 @@
             </m:rPr>
             <m:t>(</m:t>
           </m:r>
-          <m:acc>
-            <m:accPr>
-              <m:chr m:val="̃"/>
-            </m:accPr>
+          <m:limLow>
             <m:e>
               <m:r>
                 <m:t>x</m:t>
               </m:r>
             </m:e>
-          </m:acc>
+            <m:lim>
+              <m:r>
+                <m:rPr>
+                  <m:sty m:val="p"/>
+                </m:rPr>
+                <m:t>∼</m:t>
+              </m:r>
+            </m:lim>
+          </m:limLow>
           <m:sSup>
             <m:e>
               <m:r>
@@ -41543,16 +41868,21 @@
           </m:rPr>
           <m:t>(</m:t>
         </m:r>
-        <m:acc>
-          <m:accPr>
-            <m:chr m:val="̃"/>
-          </m:accPr>
+        <m:limLow>
           <m:e>
             <m:r>
               <m:t>x</m:t>
             </m:r>
           </m:e>
-        </m:acc>
+          <m:lim>
+            <m:r>
+              <m:rPr>
+                <m:sty m:val="p"/>
+              </m:rPr>
+              <m:t>∼</m:t>
+            </m:r>
+          </m:lim>
+        </m:limLow>
         <m:sSup>
           <m:e>
             <m:r>
@@ -41745,16 +42075,21 @@
           </m:rPr>
           <m:t>(</m:t>
         </m:r>
-        <m:acc>
-          <m:accPr>
-            <m:chr m:val="̃"/>
-          </m:accPr>
+        <m:limLow>
           <m:e>
             <m:r>
               <m:t>x</m:t>
             </m:r>
           </m:e>
-        </m:acc>
+          <m:lim>
+            <m:r>
+              <m:rPr>
+                <m:sty m:val="p"/>
+              </m:rPr>
+              <m:t>∼</m:t>
+            </m:r>
+          </m:lim>
+        </m:limLow>
         <m:r>
           <m:rPr>
             <m:sty m:val="p"/>
@@ -41817,16 +42152,21 @@
         <w:t xml:space="preserve"> </w:t>
       </w:r>
       <m:oMath>
-        <m:acc>
-          <m:accPr>
-            <m:chr m:val="̃"/>
-          </m:accPr>
+        <m:limLow>
           <m:e>
             <m:r>
               <m:t>X</m:t>
             </m:r>
           </m:e>
-        </m:acc>
+          <m:lim>
+            <m:r>
+              <m:rPr>
+                <m:sty m:val="p"/>
+              </m:rPr>
+              <m:t>∼</m:t>
+            </m:r>
+          </m:lim>
+        </m:limLow>
         <m:r>
           <m:rPr>
             <m:sty m:val="p"/>
@@ -41859,16 +42199,21 @@
             <m:grow/>
           </m:dPr>
           <m:e>
-            <m:acc>
-              <m:accPr>
-                <m:chr m:val="̃"/>
-              </m:accPr>
+            <m:limLow>
               <m:e>
                 <m:r>
                   <m:t>μ</m:t>
                 </m:r>
               </m:e>
-            </m:acc>
+              <m:lim>
+                <m:r>
+                  <m:rPr>
+                    <m:sty m:val="p"/>
+                  </m:rPr>
+                  <m:t>∼</m:t>
+                </m:r>
+              </m:lim>
+            </m:limLow>
             <m:r>
               <m:rPr>
                 <m:sty m:val="p"/>
@@ -41992,16 +42337,21 @@
         <w:t xml:space="preserve"> </w:t>
       </w:r>
       <m:oMath>
-        <m:acc>
-          <m:accPr>
-            <m:chr m:val="̃"/>
-          </m:accPr>
+        <m:limLow>
           <m:e>
             <m:r>
               <m:t>X</m:t>
             </m:r>
           </m:e>
-        </m:acc>
+          <m:lim>
+            <m:r>
+              <m:rPr>
+                <m:sty m:val="p"/>
+              </m:rPr>
+              <m:t>∼</m:t>
+            </m:r>
+          </m:lim>
+        </m:limLow>
       </m:oMath>
       <w:r>
         <w:t xml:space="preserve"> </w:t>
@@ -42561,32 +42911,42 @@
                 </m:rPr>
                 <m:t>(</m:t>
               </m:r>
-              <m:acc>
-                <m:accPr>
-                  <m:chr m:val="̃"/>
-                </m:accPr>
+              <m:limLow>
                 <m:e>
                   <m:r>
                     <m:t>X</m:t>
                   </m:r>
                 </m:e>
-              </m:acc>
+                <m:lim>
+                  <m:r>
+                    <m:rPr>
+                      <m:sty m:val="p"/>
+                    </m:rPr>
+                    <m:t>∼</m:t>
+                  </m:r>
+                </m:lim>
+              </m:limLow>
               <m:r>
                 <m:rPr>
                   <m:sty m:val="p"/>
                 </m:rPr>
                 <m:t>=</m:t>
               </m:r>
-              <m:acc>
-                <m:accPr>
-                  <m:chr m:val="̃"/>
-                </m:accPr>
+              <m:limLow>
                 <m:e>
                   <m:r>
                     <m:t>x</m:t>
                   </m:r>
                 </m:e>
-              </m:acc>
+                <m:lim>
+                  <m:r>
+                    <m:rPr>
+                      <m:sty m:val="p"/>
+                    </m:rPr>
+                    <m:t>∼</m:t>
+                  </m:r>
+                </m:lim>
+              </m:limLow>
               <m:r>
                 <m:rPr>
                   <m:sty m:val="p"/>
@@ -43430,16 +43790,21 @@
         <w:t xml:space="preserve"> </w:t>
       </w:r>
       <m:oMath>
-        <m:acc>
-          <m:accPr>
-            <m:chr m:val="̃"/>
-          </m:accPr>
+        <m:limLow>
           <m:e>
             <m:r>
               <m:t>X</m:t>
             </m:r>
           </m:e>
-        </m:acc>
+          <m:lim>
+            <m:r>
+              <m:rPr>
+                <m:sty m:val="p"/>
+              </m:rPr>
+              <m:t>∼</m:t>
+            </m:r>
+          </m:lim>
+        </m:limLow>
         <m:r>
           <m:rPr>
             <m:sty m:val="p"/>
@@ -43472,16 +43837,21 @@
             <m:grow/>
           </m:dPr>
           <m:e>
-            <m:acc>
-              <m:accPr>
-                <m:chr m:val="̃"/>
-              </m:accPr>
+            <m:limLow>
               <m:e>
                 <m:r>
                   <m:t>μ</m:t>
                 </m:r>
               </m:e>
-            </m:acc>
+              <m:lim>
+                <m:r>
+                  <m:rPr>
+                    <m:sty m:val="p"/>
+                  </m:rPr>
+                  <m:t>∼</m:t>
+                </m:r>
+              </m:lim>
+            </m:limLow>
             <m:r>
               <m:rPr>
                 <m:sty m:val="p"/>
@@ -43737,16 +44107,21 @@
             <m:grow/>
           </m:dPr>
           <m:e>
-            <m:acc>
-              <m:accPr>
-                <m:chr m:val="̃"/>
-              </m:accPr>
+            <m:limLow>
               <m:e>
                 <m:r>
                   <m:t>X</m:t>
                 </m:r>
               </m:e>
-            </m:acc>
+              <m:lim>
+                <m:r>
+                  <m:rPr>
+                    <m:sty m:val="p"/>
+                  </m:rPr>
+                  <m:t>∼</m:t>
+                </m:r>
+              </m:lim>
+            </m:limLow>
           </m:e>
         </m:d>
         <m:r>
@@ -44576,16 +44951,21 @@
       <m:oMath>
         <m:sSub>
           <m:e>
-            <m:acc>
-              <m:accPr>
-                <m:chr m:val="̃"/>
-              </m:accPr>
+            <m:limLow>
               <m:e>
                 <m:r>
                   <m:t>q</m:t>
                 </m:r>
               </m:e>
-            </m:acc>
+              <m:lim>
+                <m:r>
+                  <m:rPr>
+                    <m:sty m:val="p"/>
+                  </m:rPr>
+                  <m:t>∼</m:t>
+                </m:r>
+              </m:lim>
+            </m:limLow>
           </m:e>
           <m:sub>
             <m:r>
@@ -44613,16 +44993,21 @@
         </m:r>
         <m:sSub>
           <m:e>
-            <m:acc>
-              <m:accPr>
-                <m:chr m:val="̃"/>
-              </m:accPr>
+            <m:limLow>
               <m:e>
                 <m:r>
                   <m:t>q</m:t>
                 </m:r>
               </m:e>
-            </m:acc>
+              <m:lim>
+                <m:r>
+                  <m:rPr>
+                    <m:sty m:val="p"/>
+                  </m:rPr>
+                  <m:t>∼</m:t>
+                </m:r>
+              </m:lim>
+            </m:limLow>
           </m:e>
           <m:sub>
             <m:r>
@@ -44732,16 +45117,21 @@
             </m:rPr>
             <m:t>(</m:t>
           </m:r>
-          <m:acc>
-            <m:accPr>
-              <m:chr m:val="̃"/>
-            </m:accPr>
+          <m:limLow>
             <m:e>
               <m:r>
                 <m:t>x</m:t>
               </m:r>
             </m:e>
-          </m:acc>
+            <m:lim>
+              <m:r>
+                <m:rPr>
+                  <m:sty m:val="p"/>
+                </m:rPr>
+                <m:t>∼</m:t>
+              </m:r>
+            </m:lim>
+          </m:limLow>
           <m:sSup>
             <m:e>
               <m:r>
@@ -44810,16 +45200,21 @@
                         <m:e>
                           <m:sSub>
                             <m:e>
-                              <m:acc>
-                                <m:accPr>
-                                  <m:chr m:val="̃"/>
-                                </m:accPr>
+                              <m:limLow>
                                 <m:e>
                                   <m:r>
                                     <m:t>q</m:t>
                                   </m:r>
                                 </m:e>
-                              </m:acc>
+                                <m:lim>
+                                  <m:r>
+                                    <m:rPr>
+                                      <m:sty m:val="p"/>
+                                    </m:rPr>
+                                    <m:t>∼</m:t>
+                                  </m:r>
+                                </m:lim>
+                              </m:limLow>
                             </m:e>
                             <m:sub>
                               <m:r>
@@ -44843,32 +45238,42 @@
                         </m:rPr>
                         <m:t>(</m:t>
                       </m:r>
-                      <m:acc>
-                        <m:accPr>
-                          <m:chr m:val="̃"/>
-                        </m:accPr>
+                      <m:limLow>
                         <m:e>
                           <m:r>
                             <m:t>x</m:t>
                           </m:r>
                         </m:e>
-                      </m:acc>
+                        <m:lim>
+                          <m:r>
+                            <m:rPr>
+                              <m:sty m:val="p"/>
+                            </m:rPr>
+                            <m:t>∼</m:t>
+                          </m:r>
+                        </m:lim>
+                      </m:limLow>
                       <m:r>
                         <m:rPr>
                           <m:sty m:val="p"/>
                         </m:rPr>
                         <m:t>−</m:t>
                       </m:r>
-                      <m:acc>
-                        <m:accPr>
-                          <m:chr m:val="̃"/>
-                        </m:accPr>
+                      <m:limLow>
                         <m:e>
                           <m:r>
                             <m:t>μ</m:t>
                           </m:r>
                         </m:e>
-                      </m:acc>
+                        <m:lim>
+                          <m:r>
+                            <m:rPr>
+                              <m:sty m:val="p"/>
+                            </m:rPr>
+                            <m:t>∼</m:t>
+                          </m:r>
+                        </m:lim>
+                      </m:limLow>
                       <m:r>
                         <m:rPr>
                           <m:sty m:val="p"/>
@@ -44932,16 +45337,21 @@
         <w:t xml:space="preserve"> </w:t>
       </w:r>
       <m:oMath>
-        <m:acc>
-          <m:accPr>
-            <m:chr m:val="̃"/>
-          </m:accPr>
+        <m:limLow>
           <m:e>
             <m:r>
               <m:t>y</m:t>
             </m:r>
           </m:e>
-        </m:acc>
+          <m:lim>
+            <m:r>
+              <m:rPr>
+                <m:sty m:val="p"/>
+              </m:rPr>
+              <m:t>∼</m:t>
+            </m:r>
+          </m:lim>
+        </m:limLow>
         <m:r>
           <m:rPr>
             <m:sty m:val="p"/>
@@ -44972,32 +45382,42 @@
           </m:rPr>
           <m:t>(</m:t>
         </m:r>
-        <m:acc>
-          <m:accPr>
-            <m:chr m:val="̃"/>
-          </m:accPr>
+        <m:limLow>
           <m:e>
             <m:r>
               <m:t>x</m:t>
             </m:r>
           </m:e>
-        </m:acc>
+          <m:lim>
+            <m:r>
+              <m:rPr>
+                <m:sty m:val="p"/>
+              </m:rPr>
+              <m:t>∼</m:t>
+            </m:r>
+          </m:lim>
+        </m:limLow>
         <m:r>
           <m:rPr>
             <m:sty m:val="p"/>
           </m:rPr>
           <m:t>−</m:t>
         </m:r>
-        <m:acc>
-          <m:accPr>
-            <m:chr m:val="̃"/>
-          </m:accPr>
+        <m:limLow>
           <m:e>
             <m:r>
               <m:t>μ</m:t>
             </m:r>
           </m:e>
-        </m:acc>
+          <m:lim>
+            <m:r>
+              <m:rPr>
+                <m:sty m:val="p"/>
+              </m:rPr>
+              <m:t>∼</m:t>
+            </m:r>
+          </m:lim>
+        </m:limLow>
         <m:r>
           <m:rPr>
             <m:sty m:val="p"/>
@@ -45051,16 +45471,21 @@
           <m:e>
             <m:sSub>
               <m:e>
-                <m:acc>
-                  <m:accPr>
-                    <m:chr m:val="̃"/>
-                  </m:accPr>
+                <m:limLow>
                   <m:e>
                     <m:r>
                       <m:t>q</m:t>
                     </m:r>
                   </m:e>
-                </m:acc>
+                  <m:lim>
+                    <m:r>
+                      <m:rPr>
+                        <m:sty m:val="p"/>
+                      </m:rPr>
+                      <m:t>∼</m:t>
+                    </m:r>
+                  </m:lim>
+                </m:limLow>
               </m:e>
               <m:sub>
                 <m:r>
@@ -45084,32 +45509,42 @@
           </m:rPr>
           <m:t>(</m:t>
         </m:r>
-        <m:acc>
-          <m:accPr>
-            <m:chr m:val="̃"/>
-          </m:accPr>
+        <m:limLow>
           <m:e>
             <m:r>
               <m:t>x</m:t>
             </m:r>
           </m:e>
-        </m:acc>
+          <m:lim>
+            <m:r>
+              <m:rPr>
+                <m:sty m:val="p"/>
+              </m:rPr>
+              <m:t>∼</m:t>
+            </m:r>
+          </m:lim>
+        </m:limLow>
         <m:r>
           <m:rPr>
             <m:sty m:val="p"/>
           </m:rPr>
           <m:t>−</m:t>
         </m:r>
-        <m:acc>
-          <m:accPr>
-            <m:chr m:val="̃"/>
-          </m:accPr>
+        <m:limLow>
           <m:e>
             <m:r>
               <m:t>μ</m:t>
             </m:r>
           </m:e>
-        </m:acc>
+          <m:lim>
+            <m:r>
+              <m:rPr>
+                <m:sty m:val="p"/>
+              </m:rPr>
+              <m:t>∼</m:t>
+            </m:r>
+          </m:lim>
+        </m:limLow>
         <m:r>
           <m:rPr>
             <m:sty m:val="p"/>
@@ -45279,16 +45714,21 @@
                 </m:rPr>
                 <m:t>(</m:t>
               </m:r>
-              <m:acc>
-                <m:accPr>
-                  <m:chr m:val="̃"/>
-                </m:accPr>
+              <m:limLow>
                 <m:e>
                   <m:r>
                     <m:t>x</m:t>
                   </m:r>
                 </m:e>
-              </m:acc>
+                <m:lim>
+                  <m:r>
+                    <m:rPr>
+                      <m:sty m:val="p"/>
+                    </m:rPr>
+                    <m:t>∼</m:t>
+                  </m:r>
+                </m:lim>
+              </m:limLow>
               <m:sSup>
                 <m:e>
                   <m:r>
@@ -45321,32 +45761,42 @@
                     </m:rPr>
                     <m:t>(</m:t>
                   </m:r>
-                  <m:acc>
-                    <m:accPr>
-                      <m:chr m:val="̃"/>
-                    </m:accPr>
+                  <m:limLow>
                     <m:e>
                       <m:r>
                         <m:t>x</m:t>
                       </m:r>
                     </m:e>
-                  </m:acc>
+                    <m:lim>
+                      <m:r>
+                        <m:rPr>
+                          <m:sty m:val="p"/>
+                        </m:rPr>
+                        <m:t>∼</m:t>
+                      </m:r>
+                    </m:lim>
+                  </m:limLow>
                   <m:r>
                     <m:rPr>
                       <m:sty m:val="p"/>
                     </m:rPr>
                     <m:t>−</m:t>
                   </m:r>
-                  <m:acc>
-                    <m:accPr>
-                      <m:chr m:val="̃"/>
-                    </m:accPr>
+                  <m:limLow>
                     <m:e>
                       <m:r>
                         <m:t>μ</m:t>
                       </m:r>
                     </m:e>
-                  </m:acc>
+                    <m:lim>
+                      <m:r>
+                        <m:rPr>
+                          <m:sty m:val="p"/>
+                        </m:rPr>
+                        <m:t>∼</m:t>
+                      </m:r>
+                    </m:lim>
+                  </m:limLow>
                   <m:r>
                     <m:rPr>
                       <m:sty m:val="p"/>
@@ -45414,32 +45864,42 @@
                 </m:rPr>
                 <m:t>(</m:t>
               </m:r>
-              <m:acc>
-                <m:accPr>
-                  <m:chr m:val="̃"/>
-                </m:accPr>
+              <m:limLow>
                 <m:e>
                   <m:r>
                     <m:t>x</m:t>
                   </m:r>
                 </m:e>
-              </m:acc>
+                <m:lim>
+                  <m:r>
+                    <m:rPr>
+                      <m:sty m:val="p"/>
+                    </m:rPr>
+                    <m:t>∼</m:t>
+                  </m:r>
+                </m:lim>
+              </m:limLow>
               <m:r>
                 <m:rPr>
                   <m:sty m:val="p"/>
                 </m:rPr>
                 <m:t>−</m:t>
               </m:r>
-              <m:acc>
-                <m:accPr>
-                  <m:chr m:val="̃"/>
-                </m:accPr>
+              <m:limLow>
                 <m:e>
                   <m:r>
                     <m:t>μ</m:t>
                   </m:r>
                 </m:e>
-              </m:acc>
+                <m:lim>
+                  <m:r>
+                    <m:rPr>
+                      <m:sty m:val="p"/>
+                    </m:rPr>
+                    <m:t>∼</m:t>
+                  </m:r>
+                </m:lim>
+              </m:limLow>
               <m:r>
                 <m:rPr>
                   <m:sty m:val="p"/>
@@ -45500,16 +45960,21 @@
               </m:r>
               <m:sSup>
                 <m:e>
-                  <m:acc>
-                    <m:accPr>
-                      <m:chr m:val="̃"/>
-                    </m:accPr>
+                  <m:limLow>
                     <m:e>
                       <m:r>
                         <m:t>y</m:t>
                       </m:r>
                     </m:e>
-                  </m:acc>
+                    <m:lim>
+                      <m:r>
+                        <m:rPr>
+                          <m:sty m:val="p"/>
+                        </m:rPr>
+                        <m:t>∼</m:t>
+                      </m:r>
+                    </m:lim>
+                  </m:limLow>
                 </m:e>
                 <m:sup>
                   <m:r>
@@ -45541,16 +46006,21 @@
                   </m:r>
                 </m:sup>
               </m:sSup>
-              <m:acc>
-                <m:accPr>
-                  <m:chr m:val="̃"/>
-                </m:accPr>
+              <m:limLow>
                 <m:e>
                   <m:r>
                     <m:t>y</m:t>
                   </m:r>
                 </m:e>
-              </m:acc>
+                <m:lim>
+                  <m:r>
+                    <m:rPr>
+                      <m:sty m:val="p"/>
+                    </m:rPr>
+                    <m:t>∼</m:t>
+                  </m:r>
+                </m:lim>
+              </m:limLow>
               <m:r>
                 <m:t>&amp;</m:t>
               </m:r>
@@ -45572,32 +46042,42 @@
                     </m:rPr>
                     <m:t>(</m:t>
                   </m:r>
-                  <m:acc>
-                    <m:accPr>
-                      <m:chr m:val="̃"/>
-                    </m:accPr>
+                  <m:limLow>
                     <m:e>
                       <m:r>
                         <m:t>x</m:t>
                       </m:r>
                     </m:e>
-                  </m:acc>
+                    <m:lim>
+                      <m:r>
+                        <m:rPr>
+                          <m:sty m:val="p"/>
+                        </m:rPr>
+                        <m:t>∼</m:t>
+                      </m:r>
+                    </m:lim>
+                  </m:limLow>
                   <m:r>
                     <m:rPr>
                       <m:sty m:val="p"/>
                     </m:rPr>
                     <m:t>−</m:t>
                   </m:r>
-                  <m:acc>
-                    <m:accPr>
-                      <m:chr m:val="̃"/>
-                    </m:accPr>
+                  <m:limLow>
                     <m:e>
                       <m:r>
                         <m:t>μ</m:t>
                       </m:r>
                     </m:e>
-                  </m:acc>
+                    <m:lim>
+                      <m:r>
+                        <m:rPr>
+                          <m:sty m:val="p"/>
+                        </m:rPr>
+                        <m:t>∼</m:t>
+                      </m:r>
+                    </m:lim>
+                  </m:limLow>
                   <m:r>
                     <m:rPr>
                       <m:sty m:val="p"/>
@@ -45628,16 +46108,21 @@
               </m:r>
               <m:sSup>
                 <m:e>
-                  <m:acc>
-                    <m:accPr>
-                      <m:chr m:val="̃"/>
-                    </m:accPr>
+                  <m:limLow>
                     <m:e>
                       <m:r>
                         <m:t>y</m:t>
                       </m:r>
                     </m:e>
-                  </m:acc>
+                    <m:lim>
+                      <m:r>
+                        <m:rPr>
+                          <m:sty m:val="p"/>
+                        </m:rPr>
+                        <m:t>∼</m:t>
+                      </m:r>
+                    </m:lim>
+                  </m:limLow>
                 </m:e>
                 <m:sup>
                   <m:r>
@@ -45817,32 +46302,42 @@
         <w:t xml:space="preserve"> </w:t>
       </w:r>
       <m:oMath>
-        <m:acc>
-          <m:accPr>
-            <m:chr m:val="̃"/>
-          </m:accPr>
+        <m:limLow>
           <m:e>
             <m:r>
               <m:t>x</m:t>
             </m:r>
           </m:e>
-        </m:acc>
+          <m:lim>
+            <m:r>
+              <m:rPr>
+                <m:sty m:val="p"/>
+              </m:rPr>
+              <m:t>∼</m:t>
+            </m:r>
+          </m:lim>
+        </m:limLow>
         <m:r>
           <m:rPr>
             <m:sty m:val="p"/>
           </m:rPr>
           <m:t>−</m:t>
         </m:r>
-        <m:acc>
-          <m:accPr>
-            <m:chr m:val="̃"/>
-          </m:accPr>
+        <m:limLow>
           <m:e>
             <m:r>
               <m:t>μ</m:t>
             </m:r>
           </m:e>
-        </m:acc>
+          <m:lim>
+            <m:r>
+              <m:rPr>
+                <m:sty m:val="p"/>
+              </m:rPr>
+              <m:t>∼</m:t>
+            </m:r>
+          </m:lim>
+        </m:limLow>
       </m:oMath>
       <w:r>
         <w:t xml:space="preserve"> </w:t>
@@ -45856,16 +46351,21 @@
       <m:oMath>
         <m:sSub>
           <m:e>
-            <m:acc>
-              <m:accPr>
-                <m:chr m:val="̃"/>
-              </m:accPr>
+            <m:limLow>
               <m:e>
                 <m:r>
                   <m:t>q</m:t>
                 </m:r>
               </m:e>
-            </m:acc>
+              <m:lim>
+                <m:r>
+                  <m:rPr>
+                    <m:sty m:val="p"/>
+                  </m:rPr>
+                  <m:t>∼</m:t>
+                </m:r>
+              </m:lim>
+            </m:limLow>
           </m:e>
           <m:sub>
             <m:r>
@@ -45901,16 +46401,21 @@
         <w:t xml:space="preserve"> </w:t>
       </w:r>
       <m:oMath>
-        <m:acc>
-          <m:accPr>
-            <m:chr m:val="̃"/>
-          </m:accPr>
+        <m:limLow>
           <m:e>
             <m:r>
               <m:t>μ</m:t>
             </m:r>
           </m:e>
-        </m:acc>
+          <m:lim>
+            <m:r>
+              <m:rPr>
+                <m:sty m:val="p"/>
+              </m:rPr>
+              <m:t>∼</m:t>
+            </m:r>
+          </m:lim>
+        </m:limLow>
       </m:oMath>
       <w:r>
         <w:t xml:space="preserve">,</w:t>
@@ -45965,16 +46470,21 @@
         <w:t xml:space="preserve"> </w:t>
       </w:r>
       <m:oMath>
-        <m:acc>
-          <m:accPr>
-            <m:chr m:val="̃"/>
-          </m:accPr>
+        <m:limLow>
           <m:e>
             <m:r>
               <m:t>μ</m:t>
             </m:r>
           </m:e>
-        </m:acc>
+          <m:lim>
+            <m:r>
+              <m:rPr>
+                <m:sty m:val="p"/>
+              </m:rPr>
+              <m:t>∼</m:t>
+            </m:r>
+          </m:lim>
+        </m:limLow>
       </m:oMath>
       <w:r>
         <w:t xml:space="preserve">,</w:t>
@@ -46042,16 +46552,21 @@
       <m:oMath>
         <m:sSub>
           <m:e>
-            <m:acc>
-              <m:accPr>
-                <m:chr m:val="̃"/>
-              </m:accPr>
+            <m:limLow>
               <m:e>
                 <m:r>
                   <m:t>q</m:t>
                 </m:r>
               </m:e>
-            </m:acc>
+              <m:lim>
+                <m:r>
+                  <m:rPr>
+                    <m:sty m:val="p"/>
+                  </m:rPr>
+                  <m:t>∼</m:t>
+                </m:r>
+              </m:lim>
+            </m:limLow>
           </m:e>
           <m:sub>
             <m:r>
@@ -46086,32 +46601,42 @@
         <w:t xml:space="preserve"> </w:t>
       </w:r>
       <m:oMath>
-        <m:acc>
-          <m:accPr>
-            <m:chr m:val="̃"/>
-          </m:accPr>
+        <m:limLow>
           <m:e>
             <m:r>
               <m:t>μ</m:t>
             </m:r>
           </m:e>
-        </m:acc>
+          <m:lim>
+            <m:r>
+              <m:rPr>
+                <m:sty m:val="p"/>
+              </m:rPr>
+              <m:t>∼</m:t>
+            </m:r>
+          </m:lim>
+        </m:limLow>
         <m:r>
           <m:rPr>
             <m:sty m:val="p"/>
           </m:rPr>
           <m:t>=</m:t>
         </m:r>
-        <m:acc>
-          <m:accPr>
-            <m:chr m:val="̃"/>
-          </m:accPr>
+        <m:limLow>
           <m:e>
             <m:r>
               <m:t>0</m:t>
             </m:r>
           </m:e>
-        </m:acc>
+          <m:lim>
+            <m:r>
+              <m:rPr>
+                <m:sty m:val="p"/>
+              </m:rPr>
+              <m:t>∼</m:t>
+            </m:r>
+          </m:lim>
+        </m:limLow>
       </m:oMath>
       <w:r>
         <w:t xml:space="preserve"> </w:t>
@@ -46236,16 +46761,21 @@
       <m:oMath>
         <m:sSub>
           <m:e>
-            <m:acc>
-              <m:accPr>
-                <m:chr m:val="̃"/>
-              </m:accPr>
+            <m:limLow>
               <m:e>
                 <m:r>
                   <m:t>q</m:t>
                 </m:r>
               </m:e>
-            </m:acc>
+              <m:lim>
+                <m:r>
+                  <m:rPr>
+                    <m:sty m:val="p"/>
+                  </m:rPr>
+                  <m:t>∼</m:t>
+                </m:r>
+              </m:lim>
+            </m:limLow>
           </m:e>
           <m:sub>
             <m:r>
@@ -46331,16 +46861,21 @@
       <m:oMath>
         <m:sSub>
           <m:e>
-            <m:acc>
-              <m:accPr>
-                <m:chr m:val="̃"/>
-              </m:accPr>
+            <m:limLow>
               <m:e>
                 <m:r>
                   <m:t>q</m:t>
                 </m:r>
               </m:e>
-            </m:acc>
+              <m:lim>
+                <m:r>
+                  <m:rPr>
+                    <m:sty m:val="p"/>
+                  </m:rPr>
+                  <m:t>∼</m:t>
+                </m:r>
+              </m:lim>
+            </m:limLow>
           </m:e>
           <m:sub>
             <m:r>
@@ -46479,16 +47014,21 @@
             </m:rPr>
             <m:t>(</m:t>
           </m:r>
-          <m:acc>
-            <m:accPr>
-              <m:chr m:val="̃"/>
-            </m:accPr>
+          <m:limLow>
             <m:e>
               <m:r>
                 <m:t>x</m:t>
               </m:r>
             </m:e>
-          </m:acc>
+            <m:lim>
+              <m:r>
+                <m:rPr>
+                  <m:sty m:val="p"/>
+                </m:rPr>
+                <m:t>∼</m:t>
+              </m:r>
+            </m:lim>
+          </m:limLow>
           <m:sSup>
             <m:e>
               <m:r>
@@ -46682,16 +47222,21 @@
         <m:oMath>
           <m:eqArr>
             <m:e>
-              <m:acc>
-                <m:accPr>
-                  <m:chr m:val="̃"/>
-                </m:accPr>
+              <m:limLow>
                 <m:e>
                   <m:r>
                     <m:t>x</m:t>
                   </m:r>
                 </m:e>
-              </m:acc>
+                <m:lim>
+                  <m:r>
+                    <m:rPr>
+                      <m:sty m:val="p"/>
+                    </m:rPr>
+                    <m:t>∼</m:t>
+                  </m:r>
+                </m:lim>
+              </m:limLow>
               <m:r>
                 <m:t>&amp;</m:t>
               </m:r>
@@ -46717,16 +47262,21 @@
               </m:r>
               <m:sSub>
                 <m:e>
-                  <m:acc>
-                    <m:accPr>
-                      <m:chr m:val="̃"/>
-                    </m:accPr>
+                  <m:limLow>
                     <m:e>
                       <m:r>
                         <m:t>q</m:t>
                       </m:r>
                     </m:e>
-                  </m:acc>
+                    <m:lim>
+                      <m:r>
+                        <m:rPr>
+                          <m:sty m:val="p"/>
+                        </m:rPr>
+                        <m:t>∼</m:t>
+                      </m:r>
+                    </m:lim>
+                  </m:limLow>
                 </m:e>
                 <m:sub>
                   <m:r>
@@ -46945,16 +47495,21 @@
                 </m:rPr>
                 <m:t>(</m:t>
               </m:r>
-              <m:acc>
-                <m:accPr>
-                  <m:chr m:val="̃"/>
-                </m:accPr>
+              <m:limLow>
                 <m:e>
                   <m:r>
                     <m:t>x</m:t>
                   </m:r>
                 </m:e>
-              </m:acc>
+                <m:lim>
+                  <m:r>
+                    <m:rPr>
+                      <m:sty m:val="p"/>
+                    </m:rPr>
+                    <m:t>∼</m:t>
+                  </m:r>
+                </m:lim>
+              </m:limLow>
               <m:sSup>
                 <m:e>
                   <m:r>
@@ -47027,16 +47582,21 @@
         <w:t xml:space="preserve"> </w:t>
       </w:r>
       <m:oMath>
-        <m:acc>
-          <m:accPr>
-            <m:chr m:val="̃"/>
-          </m:accPr>
+        <m:limLow>
           <m:e>
             <m:r>
               <m:t>x</m:t>
             </m:r>
           </m:e>
-        </m:acc>
+          <m:lim>
+            <m:r>
+              <m:rPr>
+                <m:sty m:val="p"/>
+              </m:rPr>
+              <m:t>∼</m:t>
+            </m:r>
+          </m:lim>
+        </m:limLow>
         <m:r>
           <m:rPr>
             <m:sty m:val="p"/>
@@ -47045,16 +47605,21 @@
         </m:r>
         <m:sSub>
           <m:e>
-            <m:acc>
-              <m:accPr>
-                <m:chr m:val="̃"/>
-              </m:accPr>
+            <m:limLow>
               <m:e>
                 <m:r>
                   <m:t>q</m:t>
                 </m:r>
               </m:e>
-            </m:acc>
+              <m:lim>
+                <m:r>
+                  <m:rPr>
+                    <m:sty m:val="p"/>
+                  </m:rPr>
+                  <m:t>∼</m:t>
+                </m:r>
+              </m:lim>
+            </m:limLow>
           </m:e>
           <m:sub>
             <m:r>
@@ -47198,16 +47763,21 @@
                 </m:rPr>
                 <m:t>(</m:t>
               </m:r>
-              <m:acc>
-                <m:accPr>
-                  <m:chr m:val="̃"/>
-                </m:accPr>
+              <m:limLow>
                 <m:e>
                   <m:r>
                     <m:t>x</m:t>
                   </m:r>
                 </m:e>
-              </m:acc>
+                <m:lim>
+                  <m:r>
+                    <m:rPr>
+                      <m:sty m:val="p"/>
+                    </m:rPr>
+                    <m:t>∼</m:t>
+                  </m:r>
+                </m:lim>
+              </m:limLow>
               <m:sSup>
                 <m:e>
                   <m:r>
@@ -47292,16 +47862,21 @@
           </m:rPr>
           <m:t>(</m:t>
         </m:r>
-        <m:acc>
-          <m:accPr>
-            <m:chr m:val="̃"/>
-          </m:accPr>
+        <m:limLow>
           <m:e>
             <m:r>
               <m:t>x</m:t>
             </m:r>
           </m:e>
-        </m:acc>
+          <m:lim>
+            <m:r>
+              <m:rPr>
+                <m:sty m:val="p"/>
+              </m:rPr>
+              <m:t>∼</m:t>
+            </m:r>
+          </m:lim>
+        </m:limLow>
         <m:r>
           <m:rPr>
             <m:sty m:val="p"/>
@@ -47354,16 +47929,21 @@
             <m:grow/>
           </m:dPr>
           <m:e>
-            <m:acc>
-              <m:accPr>
-                <m:chr m:val="̃"/>
-              </m:accPr>
+            <m:limLow>
               <m:e>
                 <m:r>
                   <m:t>0</m:t>
                 </m:r>
               </m:e>
-            </m:acc>
+              <m:lim>
+                <m:r>
+                  <m:rPr>
+                    <m:sty m:val="p"/>
+                  </m:rPr>
+                  <m:t>∼</m:t>
+                </m:r>
+              </m:lim>
+            </m:limLow>
             <m:r>
               <m:rPr>
                 <m:sty m:val="p"/>

--- a/pr-preview/pr-185/distributions-tracked-changes.docx
+++ b/pr-preview/pr-185/distributions-tracked-changes.docx
@@ -26,7 +26,7 @@
       </w:pPr>
       <w:ins w:id="2" w:author="PR Preview" w:date="2026-01-01T00:00:00Z">
         <w:r>
-          <w:t xml:space="preserve">Last modified: 2026-10-16 02:24:44 (PDT)</w:t>
+          <w:t xml:space="preserve">Last modified: 2026-10-16 02:44:56 (PDT)</w:t>
         </w:r>
       </w:ins>
     </w:p>

--- a/pr-preview/pr-185/distributions-tracked-changes.docx
+++ b/pr-preview/pr-185/distributions-tracked-changes.docx
@@ -16,7 +16,7 @@
       </w:pPr>
       <w:del w:id="1" w:author="PR Preview" w:date="2026-01-01T00:00:00Z">
         <w:r>
-          <w:delText xml:space="preserve">Last modified: 2026-10-16 02:15:38 (PDT)</w:delText>
+          <w:delText xml:space="preserve">Last modified: 2026-10-16 02:55:55 (PDT)</w:delText>
         </w:r>
       </w:del>
     </w:p>
@@ -26,7 +26,7 @@
       </w:pPr>
       <w:ins w:id="2" w:author="PR Preview" w:date="2026-01-01T00:00:00Z">
         <w:r>
-          <w:t xml:space="preserve">Last modified: 2026-10-16 02:44:56 (PDT)</w:t>
+          <w:t xml:space="preserve">Last modified: 2026-10-16 02:58:15 (PDT)</w:t>
         </w:r>
       </w:ins>
     </w:p>
